--- a/skill10/skill10.docx
+++ b/skill10/skill10.docx
@@ -182,7 +182,7 @@
           <w:noProof/>
         </w:rPr>
         <w:drawing>
-          <wp:inline distT="0" distB="0" distL="0" distR="0" wp14:anchorId="57876419" wp14:editId="372B41F6">
+          <wp:inline distT="0" distB="0" distL="0" distR="0" wp14:anchorId="57876419" wp14:editId="56F72F3C">
             <wp:extent cx="5731510" cy="3223895"/>
             <wp:effectExtent l="0" t="0" r="2540" b="0"/>
             <wp:docPr id="1477935938" name="Picture 1"/>
@@ -231,7 +231,7 @@
         </w:rPr>
         <w:lastRenderedPageBreak/>
         <w:drawing>
-          <wp:inline distT="0" distB="0" distL="0" distR="0" wp14:anchorId="5B2D8BDF" wp14:editId="066DA3A2">
+          <wp:inline distT="0" distB="0" distL="0" distR="0" wp14:anchorId="5B2D8BDF" wp14:editId="01BD51C9">
             <wp:extent cx="5731510" cy="2790825"/>
             <wp:effectExtent l="0" t="0" r="2540" b="9525"/>
             <wp:docPr id="290448510" name="Picture 2"/>
@@ -279,13 +279,8 @@
       <w:pPr>
         <w:pStyle w:val="Heading1"/>
       </w:pPr>
-      <w:proofErr w:type="spellStart"/>
       <w:r>
-        <w:t>Github</w:t>
-      </w:r>
-      <w:proofErr w:type="spellEnd"/>
-      <w:r>
-        <w:t xml:space="preserve"> Repo Link:</w:t>
+        <w:t>Github Repo Link:</w:t>
       </w:r>
     </w:p>
     <w:p>
@@ -297,6 +292,45 @@
           <w:t>https://github.com/harsha08-2k6/FSAD-WORKBOOK.git</w:t>
         </w:r>
       </w:hyperlink>
+    </w:p>
+    <w:p>
+      <w:r>
+        <w:drawing>
+          <wp:inline distT="0" distB="0" distL="0" distR="0" wp14:anchorId="0778B1F9" wp14:editId="568D31D3">
+            <wp:extent cx="5731510" cy="3210560"/>
+            <wp:effectExtent l="0" t="0" r="2540" b="8890"/>
+            <wp:docPr id="626328611" name="Picture 1"/>
+            <wp:cNvGraphicFramePr>
+              <a:graphicFrameLocks xmlns:a="http://schemas.openxmlformats.org/drawingml/2006/main" noChangeAspect="1"/>
+            </wp:cNvGraphicFramePr>
+            <a:graphic xmlns:a="http://schemas.openxmlformats.org/drawingml/2006/main">
+              <a:graphicData uri="http://schemas.openxmlformats.org/drawingml/2006/picture">
+                <pic:pic xmlns:pic="http://schemas.openxmlformats.org/drawingml/2006/picture">
+                  <pic:nvPicPr>
+                    <pic:cNvPr id="626328611" name=""/>
+                    <pic:cNvPicPr/>
+                  </pic:nvPicPr>
+                  <pic:blipFill>
+                    <a:blip r:embed="rId8"/>
+                    <a:stretch>
+                      <a:fillRect/>
+                    </a:stretch>
+                  </pic:blipFill>
+                  <pic:spPr>
+                    <a:xfrm>
+                      <a:off x="0" y="0"/>
+                      <a:ext cx="5731510" cy="3210560"/>
+                    </a:xfrm>
+                    <a:prstGeom prst="rect">
+                      <a:avLst/>
+                    </a:prstGeom>
+                  </pic:spPr>
+                </pic:pic>
+              </a:graphicData>
+            </a:graphic>
+          </wp:inline>
+        </w:drawing>
+      </w:r>
     </w:p>
     <w:sectPr>
       <w:pgSz w:w="11906" w:h="16838"/>
